--- a/CORTEX_Ecosystem_PRD_SRS_Pack/07_CORTEX_Health_BCI_PRD_SRS.docx
+++ b/CORTEX_Ecosystem_PRD_SRS_Pack/07_CORTEX_Health_BCI_PRD_SRS.docx
@@ -3560,6 +3560,87 @@
         <w:t>- **Gateway Dispatcher**: `execute_health(action, params)` in `src/cortex_m/gateway.py`</w:t>
       </w:r>
     </w:p>
+    <w:p>
+      <w:pPr>
+        <w:pStyle w:val="Heading1"/>
+      </w:pPr>
+      <w:r>
+        <w:t>Technical Architecture &amp; Mathematical Formulations</w:t>
+      </w:r>
+    </w:p>
+    <w:p>
+      <w:r>
+        <w:t>### Technical Architecture &amp; Mathematical Foundations: CORTEX-Health / BCI</w:t>
+      </w:r>
+    </w:p>
+    <w:p>
+      <w:r>
+        <w:t>- **Deterministic Biosignal Conditioning**: DC offset detrending, IIR 50/60 Hz notch filtering, and artifact clipping ($\pm 500\ \mu\text{V}$).</w:t>
+      </w:r>
+    </w:p>
+    <w:p>
+      <w:r>
+        <w:t>- **Spectral Signal-to-Noise Ratio (SNR) &amp; Lead Impedance**: Evaluates empirical SNR in dB and audits electrode contact integrity, flagging flatline disconnections (variance $&lt; 10^{-4}$) and saturated railed leads.</w:t>
+      </w:r>
+    </w:p>
+    <w:p>
+      <w:r>
+        <w:t>- **Welch Power Spectral Density**: Smoothed spectral estimation via 50% overlapping Hanning-windowed periodograms:</w:t>
+      </w:r>
+    </w:p>
+    <w:p>
+      <w:r>
+        <w:t>$$P_{xx}(f) = \frac{1}{K} \sum_{k=1}^K I_k(f)$$</w:t>
+      </w:r>
+    </w:p>
+    <w:p>
+      <w:r>
+        <w:t>- **Exponential Moving Average (EMA) BCI Stabilization**: Temporal smoothing across continuous sliding prediction windows:</w:t>
+      </w:r>
+    </w:p>
+    <w:p>
+      <w:r>
+        <w:t>$$P_t = \alpha P_{\text{inst}} + (1 - \alpha) P_{t-1}$$</w:t>
+      </w:r>
+    </w:p>
+    <w:p>
+      <w:r>
+        <w:t>preventing classification jitter on discrete cognitive states (Rest, Motor Left/Right, Focus, Drowsy).</w:t>
+      </w:r>
+    </w:p>
+    <w:p>
+      <w:pPr>
+        <w:pStyle w:val="Heading1"/>
+      </w:pPr>
+      <w:r>
+        <w:t>Implemented Codebase Traceability</w:t>
+      </w:r>
+    </w:p>
+    <w:p>
+      <w:r>
+        <w:t>### Implemented Codebase Traceability</w:t>
+      </w:r>
+    </w:p>
+    <w:p>
+      <w:r>
+        <w:t>- **Biosignal Filter**: `platforms/health/src/signal_filter.py` (`BiosignalFilter`, `FilteredSignal`)</w:t>
+      </w:r>
+    </w:p>
+    <w:p>
+      <w:r>
+        <w:t>- **Wavelet Decomposer**: `platforms/health/src/wavelet_analysis.py` (`WaveletFrequencyDecomposer`, `NeuralBandpower`, `FrequencyBand`)</w:t>
+      </w:r>
+    </w:p>
+    <w:p>
+      <w:r>
+        <w:t>- **BCI Decoder**: `platforms/health/src/bci_decoder.py` (`ContinuousBCIDecoder`, `BCIDecodingResult`, `CognitiveState`)</w:t>
+      </w:r>
+    </w:p>
+    <w:p>
+      <w:r>
+        <w:t>- **Gateway Dispatcher**: `execute_health(action, params)` in `src/cortex_m/gateway.py`</w:t>
+      </w:r>
+    </w:p>
     <w:sectPr>
       <w:footerReference w:type="default" r:id="rId9"/>
       <w:pgSz w:w="12240" w:h="15840"/>
